--- a/CÔNG TY TNHH HONG SUNG/HongSung_ThaydoiDiaChi/UyQuyen.docx
+++ b/CÔNG TY TNHH HONG SUNG/HongSung_ThaydoiDiaChi/UyQuyen.docx
@@ -113,7 +113,7 @@
           <w:sz w:val="26"/>
           <w:szCs w:val="26"/>
         </w:rPr>
-        <w:t>14</w:t>
+        <w:t>26</w:t>
       </w:r>
       <w:r>
         <w:rPr>
@@ -1186,17 +1186,17 @@
         </w:rPr>
         <w:t xml:space="preserve"> ngày </w:t>
       </w:r>
+      <w:r>
+        <w:rPr>
+          <w:rFonts w:ascii="Times New Roman" w:hAnsi="Times New Roman" w:cs="Times New Roman"/>
+          <w:color w:val="000000" w:themeColor="text1"/>
+          <w:sz w:val="26"/>
+          <w:szCs w:val="26"/>
+        </w:rPr>
+        <w:t>26</w:t>
+      </w:r>
       <w:bookmarkStart w:id="0" w:name="_GoBack"/>
       <w:bookmarkEnd w:id="0"/>
-      <w:r>
-        <w:rPr>
-          <w:rFonts w:ascii="Times New Roman" w:hAnsi="Times New Roman" w:cs="Times New Roman"/>
-          <w:color w:val="000000" w:themeColor="text1"/>
-          <w:sz w:val="26"/>
-          <w:szCs w:val="26"/>
-        </w:rPr>
-        <w:t>14</w:t>
-      </w:r>
       <w:r>
         <w:rPr>
           <w:rFonts w:ascii="Times New Roman" w:hAnsi="Times New Roman" w:cs="Times New Roman"/>
